--- a/reports/projects/4.1.1_Report.docx
+++ b/reports/projects/4.1.1_Report.docx
@@ -64,7 +64,7 @@
           <w:szCs w:val="19"/>
           <w:rFonts w:ascii="Cambria" w:cs="Cambria" w:eastAsia="Cambria" w:hAnsi="Cambria"/>
         </w:rPr>
-        <w:t xml:space="preserve">September 12, 2026</w:t>
+        <w:t xml:space="preserve">September 13, 2026</w:t>
       </w:r>
     </w:p>
     <w:tbl>
@@ -1412,7 +1412,7 @@
         <w:szCs w:val="14"/>
         <w:rFonts w:ascii="Cambria" w:cs="Cambria" w:eastAsia="Cambria" w:hAnsi="Cambria"/>
       </w:rPr>
-      <w:t xml:space="preserve">Generated September 12, 2026  |  California Community Colleges  |  CPL Initiative</w:t>
+      <w:t xml:space="preserve">Generated September 13, 2026  |  California Community Colleges  |  CPL Initiative</w:t>
     </w:r>
     <w:r>
       <w:rPr>

--- a/reports/projects/4.1.1_Report.docx
+++ b/reports/projects/4.1.1_Report.docx
@@ -64,7 +64,7 @@
           <w:szCs w:val="19"/>
           <w:rFonts w:ascii="Cambria" w:cs="Cambria" w:eastAsia="Cambria" w:hAnsi="Cambria"/>
         </w:rPr>
-        <w:t xml:space="preserve">September 13, 2026</w:t>
+        <w:t xml:space="preserve">September 14, 2026</w:t>
       </w:r>
     </w:p>
     <w:tbl>
@@ -1412,7 +1412,7 @@
         <w:szCs w:val="14"/>
         <w:rFonts w:ascii="Cambria" w:cs="Cambria" w:eastAsia="Cambria" w:hAnsi="Cambria"/>
       </w:rPr>
-      <w:t xml:space="preserve">Generated September 13, 2026  |  California Community Colleges  |  CPL Initiative</w:t>
+      <w:t xml:space="preserve">Generated September 14, 2026  |  California Community Colleges  |  CPL Initiative</w:t>
     </w:r>
     <w:r>
       <w:rPr>

--- a/reports/projects/4.1.1_Report.docx
+++ b/reports/projects/4.1.1_Report.docx
@@ -64,7 +64,7 @@
           <w:szCs w:val="19"/>
           <w:rFonts w:ascii="Cambria" w:cs="Cambria" w:eastAsia="Cambria" w:hAnsi="Cambria"/>
         </w:rPr>
-        <w:t xml:space="preserve">September 14, 2026</w:t>
+        <w:t xml:space="preserve">September 15, 2026</w:t>
       </w:r>
     </w:p>
     <w:tbl>
@@ -1412,7 +1412,7 @@
         <w:szCs w:val="14"/>
         <w:rFonts w:ascii="Cambria" w:cs="Cambria" w:eastAsia="Cambria" w:hAnsi="Cambria"/>
       </w:rPr>
-      <w:t xml:space="preserve">Generated September 14, 2026  |  California Community Colleges  |  CPL Initiative</w:t>
+      <w:t xml:space="preserve">Generated September 15, 2026  |  California Community Colleges  |  CPL Initiative</w:t>
     </w:r>
     <w:r>
       <w:rPr>

--- a/reports/projects/4.1.1_Report.docx
+++ b/reports/projects/4.1.1_Report.docx
@@ -64,7 +64,7 @@
           <w:szCs w:val="19"/>
           <w:rFonts w:ascii="Cambria" w:cs="Cambria" w:eastAsia="Cambria" w:hAnsi="Cambria"/>
         </w:rPr>
-        <w:t xml:space="preserve">September 15, 2026</w:t>
+        <w:t xml:space="preserve">September 16, 2026</w:t>
       </w:r>
     </w:p>
     <w:tbl>
@@ -965,7 +965,7 @@
           <w:szCs w:val="18"/>
           <w:rFonts w:ascii="Cambria" w:cs="Cambria" w:eastAsia="Cambria" w:hAnsi="Cambria"/>
         </w:rPr>
-        <w:t xml:space="preserve">Date: 2026-07-01</w:t>
+        <w:t xml:space="preserve">Date: 2026-09-15</w:t>
       </w:r>
     </w:p>
     <w:p>
@@ -979,7 +979,28 @@
           <w:szCs w:val="21"/>
           <w:rFonts w:ascii="Cambria" w:cs="Cambria" w:eastAsia="Cambria" w:hAnsi="Cambria"/>
         </w:rPr>
-        <w:t xml:space="preserve">The MAP team has made significant progress supporting Copper Mountain College's Credit for Prior Learning (CPL) Demonstration Project. Staff, faculty, and administrators (25+ in training room at Copper Mountain College) received comprehensive technical training, while the project was presented to the Copper Mountain College Board of Trustees and Chancellor's Office executives (supported with PowerPoint Slides from MAP Team). The college's CPL Landing Page is now live, with standardized exams, Credit by Exam, military, and industry CPL opportunities available to the public. Updated (Submitted by Dean O'Donnell and A&amp;R Team) MIS data resulted in 72 identified veterans (enrolled only) and 78 Joint Services Transcripts (JSTs) uploaded in the MAP Platform. To date, faculty have approved 578 CPL articulations across 15 disciplines (272 military and 306 non-military), representing an estimated $472,000 in student savings and more than $2 million in statewide economic impact. In addition, a campus CPL subject matter expert has been identified, and the PRT Team has been established to support continued implementation with the first visit set for 09OCTOBER2026 and second visit set for 16NOVEMBER2026. Included in the PRT Team is VS Lead, Calvin Gloria, and MAP Team extended team member, Arlene Serrato. Last note, during training, MAP Team members (C.G., T.N., and J.B.) also visited the Joint Education Center at 29 Palms Base and met with representatives to discuss collaboration and future partnerships.</w:t>
+        <w:t xml:space="preserve">•	The CCC CPL Initiative Team (MAP Team) provided a comprehensive in-person professional development to Copper Mountain College on June 3–4, 2026, engaging staff, faculty, administrators, key stakeholders, and all CPL Strike Team members. The training focused on strengthening institutional understanding and implementation of Credit for Prior Learning (CPL) practices with a focus on Military CPL Pathways. 
+•	Copper Mountain College has made significant progress toward all three Veteran Sprint goals: Goal 1, uploaded 80 enrolled veterans Joint Services Transcripts (JSTs) into the MAP Platform; Goal 2, submitting the Credit for Basic Military Service recommendation, which is currently awaiting discipline faculty review; and Goal 3, actively offering 22 courses aligned with ACE Credit Recommendations. Collectively, these efforts demonstrate Copper Mountain College’s commitment to expanding Credit for Prior Learning (CPL) opportunities and ensuring military-connected students receive meaningful academic credit for their military education and training.
+o	Implemented disciplines equating to 11 military pathways and more underway. 188 unique ACE IDs impacted with 37 unique Credit Commendations articulated to below courses. (see attached for reference) 
+	AUTO 004/020/036/044/060
+	BUMA 001
+	CD 010
+	CIS 070A
+	CJ 002/003/006/030
+	CNST 010/050
+	CS 001/003/004/005
+	EMR 001
+	EMT 084
+	HS 061 
+	SP 004
+•	The MAP Team conducted an onsite visit to the 29 Palms military installation and Joint Education Center (JEC), meeting with the Educational Services Officer (ESO) and key staff to strengthen support for active-duty service members through Credit for Prior Learning (CPL). The team continues to maintain ongoing communication with 29 Palms while keeping Mona Lisa Infante, Veteran Counselor, informed and engaged as the primary campus liaison.
+•	Key CPL Team members have actively engaged in CCC CPL Initiative Office Hours, CPL Counselor Workgroups, CPL Coordinator sessions, CPL Statewide Workgroups, and TACO webinars while also preparing to attend upcoming in-person CPL Coordinator and CPL Counselor Training at Mt. SAC. Additionally, key team members have registered for the 7th Annual CPL Summit to continue expanding their knowledge, collaboration, and capacity to implement effective CPL practices.
+•	Copper Mountain College (CMC) has successfully received the initial $50,000 in funding and submitted its IEPI PRT proposal for an additional $250,000 to further support CPL implementation and institutional capacity with a focus on Military CPL pathways from 29 Palms to CMC. The IEPI PRT Team, including Ioanna Latridis and Calvin Klein Gloria, completed its initial review in Burbank on September 11, with the official IEPI PRT visits scheduled for October 9 and November 16, 2026.
+•	Key CPL Team members will actively participate in FLEX activities to further strengthen their knowledge and implementation of Credit for Prior Learning (CPL) practices. Additionally, the CPL Team will present at Copper Mountain College’s annual curriculum training next week to support faculty and staff in advancing Military CPL pathways and institutional implementation.
+•	AP 4235 is currently under review with a proposed update to remove Credit by Examination (Cx) fees, helping reduce financial barriers and expand access to credit-earning opportunities for students.
+•	Copper Mountain College has established a dedicated CPL Landing Page Copper Mountain College - Credit for Prior Learning | Approved Courses for Credit featuring key CPL information and designated CPL contacts. 
+•	Marketing efforts to engage active-duty service members and promote educational pathways at Copper Mountain College are currently underway. These efforts are focused on increasing awareness of available programs, Credit for Prior Learning (CPL) opportunities, and support services for military-connected students.
+•	Copper Mountain College is exploring expanded Credit for Prior Learning (CPL) opportunities for military dependents (e.g., spouses, children, etc.). These efforts aim to identify pathways that recognize prior learning and to support military families.</w:t>
       </w:r>
     </w:p>
     <w:p>
@@ -1412,7 +1433,7 @@
         <w:szCs w:val="14"/>
         <w:rFonts w:ascii="Cambria" w:cs="Cambria" w:eastAsia="Cambria" w:hAnsi="Cambria"/>
       </w:rPr>
-      <w:t xml:space="preserve">Generated September 15, 2026  |  California Community Colleges  |  CPL Initiative</w:t>
+      <w:t xml:space="preserve">Generated September 16, 2026  |  California Community Colleges  |  CPL Initiative</w:t>
     </w:r>
     <w:r>
       <w:rPr>

--- a/reports/projects/4.1.1_Report.docx
+++ b/reports/projects/4.1.1_Report.docx
@@ -64,7 +64,7 @@
           <w:szCs w:val="19"/>
           <w:rFonts w:ascii="Cambria" w:cs="Cambria" w:eastAsia="Cambria" w:hAnsi="Cambria"/>
         </w:rPr>
-        <w:t xml:space="preserve">September 16, 2026</w:t>
+        <w:t xml:space="preserve">September 17, 2026</w:t>
       </w:r>
     </w:p>
     <w:tbl>
@@ -1433,7 +1433,7 @@
         <w:szCs w:val="14"/>
         <w:rFonts w:ascii="Cambria" w:cs="Cambria" w:eastAsia="Cambria" w:hAnsi="Cambria"/>
       </w:rPr>
-      <w:t xml:space="preserve">Generated September 16, 2026  |  California Community Colleges  |  CPL Initiative</w:t>
+      <w:t xml:space="preserve">Generated September 17, 2026  |  California Community Colleges  |  CPL Initiative</w:t>
     </w:r>
     <w:r>
       <w:rPr>

--- a/reports/projects/4.1.1_Report.docx
+++ b/reports/projects/4.1.1_Report.docx
@@ -64,7 +64,7 @@
           <w:szCs w:val="19"/>
           <w:rFonts w:ascii="Cambria" w:cs="Cambria" w:eastAsia="Cambria" w:hAnsi="Cambria"/>
         </w:rPr>
-        <w:t xml:space="preserve">September 17, 2026</w:t>
+        <w:t xml:space="preserve">September 18, 2026</w:t>
       </w:r>
     </w:p>
     <w:tbl>
@@ -1433,7 +1433,7 @@
         <w:szCs w:val="14"/>
         <w:rFonts w:ascii="Cambria" w:cs="Cambria" w:eastAsia="Cambria" w:hAnsi="Cambria"/>
       </w:rPr>
-      <w:t xml:space="preserve">Generated September 17, 2026  |  California Community Colleges  |  CPL Initiative</w:t>
+      <w:t xml:space="preserve">Generated September 18, 2026  |  California Community Colleges  |  CPL Initiative</w:t>
     </w:r>
     <w:r>
       <w:rPr>

--- a/reports/projects/4.1.1_Report.docx
+++ b/reports/projects/4.1.1_Report.docx
@@ -64,7 +64,7 @@
           <w:szCs w:val="19"/>
           <w:rFonts w:ascii="Cambria" w:cs="Cambria" w:eastAsia="Cambria" w:hAnsi="Cambria"/>
         </w:rPr>
-        <w:t xml:space="preserve">September 18, 2026</w:t>
+        <w:t xml:space="preserve">September 19, 2026</w:t>
       </w:r>
     </w:p>
     <w:tbl>
@@ -1433,7 +1433,7 @@
         <w:szCs w:val="14"/>
         <w:rFonts w:ascii="Cambria" w:cs="Cambria" w:eastAsia="Cambria" w:hAnsi="Cambria"/>
       </w:rPr>
-      <w:t xml:space="preserve">Generated September 18, 2026  |  California Community Colleges  |  CPL Initiative</w:t>
+      <w:t xml:space="preserve">Generated September 19, 2026  |  California Community Colleges  |  CPL Initiative</w:t>
     </w:r>
     <w:r>
       <w:rPr>

--- a/reports/projects/4.1.1_Report.docx
+++ b/reports/projects/4.1.1_Report.docx
@@ -64,7 +64,7 @@
           <w:szCs w:val="19"/>
           <w:rFonts w:ascii="Cambria" w:cs="Cambria" w:eastAsia="Cambria" w:hAnsi="Cambria"/>
         </w:rPr>
-        <w:t xml:space="preserve">September 19, 2026</w:t>
+        <w:t xml:space="preserve">September 20, 2026</w:t>
       </w:r>
     </w:p>
     <w:tbl>
@@ -1433,7 +1433,7 @@
         <w:szCs w:val="14"/>
         <w:rFonts w:ascii="Cambria" w:cs="Cambria" w:eastAsia="Cambria" w:hAnsi="Cambria"/>
       </w:rPr>
-      <w:t xml:space="preserve">Generated September 19, 2026  |  California Community Colleges  |  CPL Initiative</w:t>
+      <w:t xml:space="preserve">Generated September 20, 2026  |  California Community Colleges  |  CPL Initiative</w:t>
     </w:r>
     <w:r>
       <w:rPr>

--- a/reports/projects/4.1.1_Report.docx
+++ b/reports/projects/4.1.1_Report.docx
@@ -64,7 +64,7 @@
           <w:szCs w:val="19"/>
           <w:rFonts w:ascii="Cambria" w:cs="Cambria" w:eastAsia="Cambria" w:hAnsi="Cambria"/>
         </w:rPr>
-        <w:t xml:space="preserve">September 20, 2026</w:t>
+        <w:t xml:space="preserve">September 21, 2026</w:t>
       </w:r>
     </w:p>
     <w:tbl>
@@ -1433,7 +1433,7 @@
         <w:szCs w:val="14"/>
         <w:rFonts w:ascii="Cambria" w:cs="Cambria" w:eastAsia="Cambria" w:hAnsi="Cambria"/>
       </w:rPr>
-      <w:t xml:space="preserve">Generated September 20, 2026  |  California Community Colleges  |  CPL Initiative</w:t>
+      <w:t xml:space="preserve">Generated September 21, 2026  |  California Community Colleges  |  CPL Initiative</w:t>
     </w:r>
     <w:r>
       <w:rPr>

--- a/reports/projects/4.1.1_Report.docx
+++ b/reports/projects/4.1.1_Report.docx
@@ -64,7 +64,7 @@
           <w:szCs w:val="19"/>
           <w:rFonts w:ascii="Cambria" w:cs="Cambria" w:eastAsia="Cambria" w:hAnsi="Cambria"/>
         </w:rPr>
-        <w:t xml:space="preserve">September 21, 2026</w:t>
+        <w:t xml:space="preserve">September 22, 2026</w:t>
       </w:r>
     </w:p>
     <w:tbl>
@@ -1433,7 +1433,7 @@
         <w:szCs w:val="14"/>
         <w:rFonts w:ascii="Cambria" w:cs="Cambria" w:eastAsia="Cambria" w:hAnsi="Cambria"/>
       </w:rPr>
-      <w:t xml:space="preserve">Generated September 21, 2026  |  California Community Colleges  |  CPL Initiative</w:t>
+      <w:t xml:space="preserve">Generated September 22, 2026  |  California Community Colleges  |  CPL Initiative</w:t>
     </w:r>
     <w:r>
       <w:rPr>

--- a/reports/projects/4.1.1_Report.docx
+++ b/reports/projects/4.1.1_Report.docx
@@ -64,7 +64,7 @@
           <w:szCs w:val="19"/>
           <w:rFonts w:ascii="Cambria" w:cs="Cambria" w:eastAsia="Cambria" w:hAnsi="Cambria"/>
         </w:rPr>
-        <w:t xml:space="preserve">September 22, 2026</w:t>
+        <w:t xml:space="preserve">September 23, 2026</w:t>
       </w:r>
     </w:p>
     <w:tbl>
@@ -1433,7 +1433,7 @@
         <w:szCs w:val="14"/>
         <w:rFonts w:ascii="Cambria" w:cs="Cambria" w:eastAsia="Cambria" w:hAnsi="Cambria"/>
       </w:rPr>
-      <w:t xml:space="preserve">Generated September 22, 2026  |  California Community Colleges  |  CPL Initiative</w:t>
+      <w:t xml:space="preserve">Generated September 23, 2026  |  California Community Colleges  |  CPL Initiative</w:t>
     </w:r>
     <w:r>
       <w:rPr>

--- a/reports/projects/4.1.1_Report.docx
+++ b/reports/projects/4.1.1_Report.docx
@@ -64,7 +64,7 @@
           <w:szCs w:val="19"/>
           <w:rFonts w:ascii="Cambria" w:cs="Cambria" w:eastAsia="Cambria" w:hAnsi="Cambria"/>
         </w:rPr>
-        <w:t xml:space="preserve">September 23, 2026</w:t>
+        <w:t xml:space="preserve">September 24, 2026</w:t>
       </w:r>
     </w:p>
     <w:tbl>
@@ -1433,7 +1433,7 @@
         <w:szCs w:val="14"/>
         <w:rFonts w:ascii="Cambria" w:cs="Cambria" w:eastAsia="Cambria" w:hAnsi="Cambria"/>
       </w:rPr>
-      <w:t xml:space="preserve">Generated September 23, 2026  |  California Community Colleges  |  CPL Initiative</w:t>
+      <w:t xml:space="preserve">Generated September 24, 2026  |  California Community Colleges  |  CPL Initiative</w:t>
     </w:r>
     <w:r>
       <w:rPr>

--- a/reports/projects/4.1.1_Report.docx
+++ b/reports/projects/4.1.1_Report.docx
@@ -64,7 +64,7 @@
           <w:szCs w:val="19"/>
           <w:rFonts w:ascii="Cambria" w:cs="Cambria" w:eastAsia="Cambria" w:hAnsi="Cambria"/>
         </w:rPr>
-        <w:t xml:space="preserve">September 24, 2026</w:t>
+        <w:t xml:space="preserve">September 25, 2026</w:t>
       </w:r>
     </w:p>
     <w:tbl>
@@ -1433,7 +1433,7 @@
         <w:szCs w:val="14"/>
         <w:rFonts w:ascii="Cambria" w:cs="Cambria" w:eastAsia="Cambria" w:hAnsi="Cambria"/>
       </w:rPr>
-      <w:t xml:space="preserve">Generated September 24, 2026  |  California Community Colleges  |  CPL Initiative</w:t>
+      <w:t xml:space="preserve">Generated September 25, 2026  |  California Community Colleges  |  CPL Initiative</w:t>
     </w:r>
     <w:r>
       <w:rPr>

--- a/reports/projects/4.1.1_Report.docx
+++ b/reports/projects/4.1.1_Report.docx
@@ -64,7 +64,7 @@
           <w:szCs w:val="19"/>
           <w:rFonts w:ascii="Cambria" w:cs="Cambria" w:eastAsia="Cambria" w:hAnsi="Cambria"/>
         </w:rPr>
-        <w:t xml:space="preserve">September 25, 2026</w:t>
+        <w:t xml:space="preserve">September 26, 2026</w:t>
       </w:r>
     </w:p>
     <w:tbl>
@@ -1433,7 +1433,7 @@
         <w:szCs w:val="14"/>
         <w:rFonts w:ascii="Cambria" w:cs="Cambria" w:eastAsia="Cambria" w:hAnsi="Cambria"/>
       </w:rPr>
-      <w:t xml:space="preserve">Generated September 25, 2026  |  California Community Colleges  |  CPL Initiative</w:t>
+      <w:t xml:space="preserve">Generated September 26, 2026  |  California Community Colleges  |  CPL Initiative</w:t>
     </w:r>
     <w:r>
       <w:rPr>

--- a/reports/projects/4.1.1_Report.docx
+++ b/reports/projects/4.1.1_Report.docx
@@ -64,7 +64,7 @@
           <w:szCs w:val="19"/>
           <w:rFonts w:ascii="Cambria" w:cs="Cambria" w:eastAsia="Cambria" w:hAnsi="Cambria"/>
         </w:rPr>
-        <w:t xml:space="preserve">September 26, 2026</w:t>
+        <w:t xml:space="preserve">September 27, 2026</w:t>
       </w:r>
     </w:p>
     <w:tbl>
@@ -1433,7 +1433,7 @@
         <w:szCs w:val="14"/>
         <w:rFonts w:ascii="Cambria" w:cs="Cambria" w:eastAsia="Cambria" w:hAnsi="Cambria"/>
       </w:rPr>
-      <w:t xml:space="preserve">Generated September 26, 2026  |  California Community Colleges  |  CPL Initiative</w:t>
+      <w:t xml:space="preserve">Generated September 27, 2026  |  California Community Colleges  |  CPL Initiative</w:t>
     </w:r>
     <w:r>
       <w:rPr>

--- a/reports/projects/4.1.1_Report.docx
+++ b/reports/projects/4.1.1_Report.docx
@@ -64,7 +64,7 @@
           <w:szCs w:val="19"/>
           <w:rFonts w:ascii="Cambria" w:cs="Cambria" w:eastAsia="Cambria" w:hAnsi="Cambria"/>
         </w:rPr>
-        <w:t xml:space="preserve">September 27, 2026</w:t>
+        <w:t xml:space="preserve">September 28, 2026</w:t>
       </w:r>
     </w:p>
     <w:tbl>
@@ -1433,7 +1433,7 @@
         <w:szCs w:val="14"/>
         <w:rFonts w:ascii="Cambria" w:cs="Cambria" w:eastAsia="Cambria" w:hAnsi="Cambria"/>
       </w:rPr>
-      <w:t xml:space="preserve">Generated September 27, 2026  |  California Community Colleges  |  CPL Initiative</w:t>
+      <w:t xml:space="preserve">Generated September 28, 2026  |  California Community Colleges  |  CPL Initiative</w:t>
     </w:r>
     <w:r>
       <w:rPr>

--- a/reports/projects/4.1.1_Report.docx
+++ b/reports/projects/4.1.1_Report.docx
@@ -64,7 +64,7 @@
           <w:szCs w:val="19"/>
           <w:rFonts w:ascii="Cambria" w:cs="Cambria" w:eastAsia="Cambria" w:hAnsi="Cambria"/>
         </w:rPr>
-        <w:t xml:space="preserve">September 28, 2026</w:t>
+        <w:t xml:space="preserve">September 29, 2026</w:t>
       </w:r>
     </w:p>
     <w:tbl>
@@ -1433,7 +1433,7 @@
         <w:szCs w:val="14"/>
         <w:rFonts w:ascii="Cambria" w:cs="Cambria" w:eastAsia="Cambria" w:hAnsi="Cambria"/>
       </w:rPr>
-      <w:t xml:space="preserve">Generated September 28, 2026  |  California Community Colleges  |  CPL Initiative</w:t>
+      <w:t xml:space="preserve">Generated September 29, 2026  |  California Community Colleges  |  CPL Initiative</w:t>
     </w:r>
     <w:r>
       <w:rPr>

--- a/reports/projects/4.1.1_Report.docx
+++ b/reports/projects/4.1.1_Report.docx
@@ -64,7 +64,7 @@
           <w:szCs w:val="19"/>
           <w:rFonts w:ascii="Cambria" w:cs="Cambria" w:eastAsia="Cambria" w:hAnsi="Cambria"/>
         </w:rPr>
-        <w:t xml:space="preserve">September 29, 2026</w:t>
+        <w:t xml:space="preserve">September 30, 2026</w:t>
       </w:r>
     </w:p>
     <w:tbl>
@@ -1433,7 +1433,7 @@
         <w:szCs w:val="14"/>
         <w:rFonts w:ascii="Cambria" w:cs="Cambria" w:eastAsia="Cambria" w:hAnsi="Cambria"/>
       </w:rPr>
-      <w:t xml:space="preserve">Generated September 29, 2026  |  California Community Colleges  |  CPL Initiative</w:t>
+      <w:t xml:space="preserve">Generated September 30, 2026  |  California Community Colleges  |  CPL Initiative</w:t>
     </w:r>
     <w:r>
       <w:rPr>

--- a/reports/projects/4.1.1_Report.docx
+++ b/reports/projects/4.1.1_Report.docx
@@ -64,7 +64,7 @@
           <w:szCs w:val="19"/>
           <w:rFonts w:ascii="Cambria" w:cs="Cambria" w:eastAsia="Cambria" w:hAnsi="Cambria"/>
         </w:rPr>
-        <w:t xml:space="preserve">September 30, 2026</w:t>
+        <w:t xml:space="preserve">October 1, 2026</w:t>
       </w:r>
     </w:p>
     <w:tbl>
@@ -1433,7 +1433,7 @@
         <w:szCs w:val="14"/>
         <w:rFonts w:ascii="Cambria" w:cs="Cambria" w:eastAsia="Cambria" w:hAnsi="Cambria"/>
       </w:rPr>
-      <w:t xml:space="preserve">Generated September 30, 2026  |  California Community Colleges  |  CPL Initiative</w:t>
+      <w:t xml:space="preserve">Generated October 1, 2026  |  California Community Colleges  |  CPL Initiative</w:t>
     </w:r>
     <w:r>
       <w:rPr>

--- a/reports/projects/4.1.1_Report.docx
+++ b/reports/projects/4.1.1_Report.docx
@@ -64,7 +64,7 @@
           <w:szCs w:val="19"/>
           <w:rFonts w:ascii="Cambria" w:cs="Cambria" w:eastAsia="Cambria" w:hAnsi="Cambria"/>
         </w:rPr>
-        <w:t xml:space="preserve">October 1, 2026</w:t>
+        <w:t xml:space="preserve">October 2, 2026</w:t>
       </w:r>
     </w:p>
     <w:tbl>
@@ -1433,7 +1433,7 @@
         <w:szCs w:val="14"/>
         <w:rFonts w:ascii="Cambria" w:cs="Cambria" w:eastAsia="Cambria" w:hAnsi="Cambria"/>
       </w:rPr>
-      <w:t xml:space="preserve">Generated October 1, 2026  |  California Community Colleges  |  CPL Initiative</w:t>
+      <w:t xml:space="preserve">Generated October 2, 2026  |  California Community Colleges  |  CPL Initiative</w:t>
     </w:r>
     <w:r>
       <w:rPr>

--- a/reports/projects/4.1.1_Report.docx
+++ b/reports/projects/4.1.1_Report.docx
@@ -64,7 +64,7 @@
           <w:szCs w:val="19"/>
           <w:rFonts w:ascii="Cambria" w:cs="Cambria" w:eastAsia="Cambria" w:hAnsi="Cambria"/>
         </w:rPr>
-        <w:t xml:space="preserve">October 2, 2026</w:t>
+        <w:t xml:space="preserve">October 3, 2026</w:t>
       </w:r>
     </w:p>
     <w:tbl>
@@ -1433,7 +1433,7 @@
         <w:szCs w:val="14"/>
         <w:rFonts w:ascii="Cambria" w:cs="Cambria" w:eastAsia="Cambria" w:hAnsi="Cambria"/>
       </w:rPr>
-      <w:t xml:space="preserve">Generated October 2, 2026  |  California Community Colleges  |  CPL Initiative</w:t>
+      <w:t xml:space="preserve">Generated October 3, 2026  |  California Community Colleges  |  CPL Initiative</w:t>
     </w:r>
     <w:r>
       <w:rPr>

--- a/reports/projects/4.1.1_Report.docx
+++ b/reports/projects/4.1.1_Report.docx
@@ -64,7 +64,7 @@
           <w:szCs w:val="19"/>
           <w:rFonts w:ascii="Cambria" w:cs="Cambria" w:eastAsia="Cambria" w:hAnsi="Cambria"/>
         </w:rPr>
-        <w:t xml:space="preserve">October 3, 2026</w:t>
+        <w:t xml:space="preserve">October 4, 2026</w:t>
       </w:r>
     </w:p>
     <w:tbl>
@@ -1433,7 +1433,7 @@
         <w:szCs w:val="14"/>
         <w:rFonts w:ascii="Cambria" w:cs="Cambria" w:eastAsia="Cambria" w:hAnsi="Cambria"/>
       </w:rPr>
-      <w:t xml:space="preserve">Generated October 3, 2026  |  California Community Colleges  |  CPL Initiative</w:t>
+      <w:t xml:space="preserve">Generated October 4, 2026  |  California Community Colleges  |  CPL Initiative</w:t>
     </w:r>
     <w:r>
       <w:rPr>

--- a/reports/projects/4.1.1_Report.docx
+++ b/reports/projects/4.1.1_Report.docx
@@ -64,7 +64,7 @@
           <w:szCs w:val="19"/>
           <w:rFonts w:ascii="Cambria" w:cs="Cambria" w:eastAsia="Cambria" w:hAnsi="Cambria"/>
         </w:rPr>
-        <w:t xml:space="preserve">October 4, 2026</w:t>
+        <w:t xml:space="preserve">October 5, 2026</w:t>
       </w:r>
     </w:p>
     <w:tbl>
@@ -1433,7 +1433,7 @@
         <w:szCs w:val="14"/>
         <w:rFonts w:ascii="Cambria" w:cs="Cambria" w:eastAsia="Cambria" w:hAnsi="Cambria"/>
       </w:rPr>
-      <w:t xml:space="preserve">Generated October 4, 2026  |  California Community Colleges  |  CPL Initiative</w:t>
+      <w:t xml:space="preserve">Generated October 5, 2026  |  California Community Colleges  |  CPL Initiative</w:t>
     </w:r>
     <w:r>
       <w:rPr>

--- a/reports/projects/4.1.1_Report.docx
+++ b/reports/projects/4.1.1_Report.docx
@@ -64,7 +64,7 @@
           <w:szCs w:val="19"/>
           <w:rFonts w:ascii="Cambria" w:cs="Cambria" w:eastAsia="Cambria" w:hAnsi="Cambria"/>
         </w:rPr>
-        <w:t xml:space="preserve">October 5, 2026</w:t>
+        <w:t xml:space="preserve">October 6, 2026</w:t>
       </w:r>
     </w:p>
     <w:tbl>
@@ -1433,7 +1433,7 @@
         <w:szCs w:val="14"/>
         <w:rFonts w:ascii="Cambria" w:cs="Cambria" w:eastAsia="Cambria" w:hAnsi="Cambria"/>
       </w:rPr>
-      <w:t xml:space="preserve">Generated October 5, 2026  |  California Community Colleges  |  CPL Initiative</w:t>
+      <w:t xml:space="preserve">Generated October 6, 2026  |  California Community Colleges  |  CPL Initiative</w:t>
     </w:r>
     <w:r>
       <w:rPr>

--- a/reports/projects/4.1.1_Report.docx
+++ b/reports/projects/4.1.1_Report.docx
@@ -64,7 +64,7 @@
           <w:szCs w:val="19"/>
           <w:rFonts w:ascii="Cambria" w:cs="Cambria" w:eastAsia="Cambria" w:hAnsi="Cambria"/>
         </w:rPr>
-        <w:t xml:space="preserve">October 6, 2026</w:t>
+        <w:t xml:space="preserve">October 7, 2026</w:t>
       </w:r>
     </w:p>
     <w:tbl>
@@ -1433,7 +1433,7 @@
         <w:szCs w:val="14"/>
         <w:rFonts w:ascii="Cambria" w:cs="Cambria" w:eastAsia="Cambria" w:hAnsi="Cambria"/>
       </w:rPr>
-      <w:t xml:space="preserve">Generated October 6, 2026  |  California Community Colleges  |  CPL Initiative</w:t>
+      <w:t xml:space="preserve">Generated October 7, 2026  |  California Community Colleges  |  CPL Initiative</w:t>
     </w:r>
     <w:r>
       <w:rPr>

--- a/reports/projects/4.1.1_Report.docx
+++ b/reports/projects/4.1.1_Report.docx
@@ -64,7 +64,7 @@
           <w:szCs w:val="19"/>
           <w:rFonts w:ascii="Cambria" w:cs="Cambria" w:eastAsia="Cambria" w:hAnsi="Cambria"/>
         </w:rPr>
-        <w:t xml:space="preserve">October 7, 2026</w:t>
+        <w:t xml:space="preserve">October 8, 2026</w:t>
       </w:r>
     </w:p>
     <w:tbl>
@@ -1433,7 +1433,7 @@
         <w:szCs w:val="14"/>
         <w:rFonts w:ascii="Cambria" w:cs="Cambria" w:eastAsia="Cambria" w:hAnsi="Cambria"/>
       </w:rPr>
-      <w:t xml:space="preserve">Generated October 7, 2026  |  California Community Colleges  |  CPL Initiative</w:t>
+      <w:t xml:space="preserve">Generated October 8, 2026  |  California Community Colleges  |  CPL Initiative</w:t>
     </w:r>
     <w:r>
       <w:rPr>

--- a/reports/projects/4.1.1_Report.docx
+++ b/reports/projects/4.1.1_Report.docx
@@ -64,7 +64,7 @@
           <w:szCs w:val="19"/>
           <w:rFonts w:ascii="Cambria" w:cs="Cambria" w:eastAsia="Cambria" w:hAnsi="Cambria"/>
         </w:rPr>
-        <w:t xml:space="preserve">October 8, 2026</w:t>
+        <w:t xml:space="preserve">October 9, 2026</w:t>
       </w:r>
     </w:p>
     <w:tbl>
@@ -1433,7 +1433,7 @@
         <w:szCs w:val="14"/>
         <w:rFonts w:ascii="Cambria" w:cs="Cambria" w:eastAsia="Cambria" w:hAnsi="Cambria"/>
       </w:rPr>
-      <w:t xml:space="preserve">Generated October 8, 2026  |  California Community Colleges  |  CPL Initiative</w:t>
+      <w:t xml:space="preserve">Generated October 9, 2026  |  California Community Colleges  |  CPL Initiative</w:t>
     </w:r>
     <w:r>
       <w:rPr>

--- a/reports/projects/4.1.1_Report.docx
+++ b/reports/projects/4.1.1_Report.docx
@@ -64,7 +64,7 @@
           <w:szCs w:val="19"/>
           <w:rFonts w:ascii="Cambria" w:cs="Cambria" w:eastAsia="Cambria" w:hAnsi="Cambria"/>
         </w:rPr>
-        <w:t xml:space="preserve">October 9, 2026</w:t>
+        <w:t xml:space="preserve">October 10, 2026</w:t>
       </w:r>
     </w:p>
     <w:tbl>
@@ -1433,7 +1433,7 @@
         <w:szCs w:val="14"/>
         <w:rFonts w:ascii="Cambria" w:cs="Cambria" w:eastAsia="Cambria" w:hAnsi="Cambria"/>
       </w:rPr>
-      <w:t xml:space="preserve">Generated October 9, 2026  |  California Community Colleges  |  CPL Initiative</w:t>
+      <w:t xml:space="preserve">Generated October 10, 2026  |  California Community Colleges  |  CPL Initiative</w:t>
     </w:r>
     <w:r>
       <w:rPr>

--- a/reports/projects/4.1.1_Report.docx
+++ b/reports/projects/4.1.1_Report.docx
@@ -64,7 +64,7 @@
           <w:szCs w:val="19"/>
           <w:rFonts w:ascii="Cambria" w:cs="Cambria" w:eastAsia="Cambria" w:hAnsi="Cambria"/>
         </w:rPr>
-        <w:t xml:space="preserve">October 10, 2026</w:t>
+        <w:t xml:space="preserve">October 11, 2026</w:t>
       </w:r>
     </w:p>
     <w:tbl>
@@ -1433,7 +1433,7 @@
         <w:szCs w:val="14"/>
         <w:rFonts w:ascii="Cambria" w:cs="Cambria" w:eastAsia="Cambria" w:hAnsi="Cambria"/>
       </w:rPr>
-      <w:t xml:space="preserve">Generated October 10, 2026  |  California Community Colleges  |  CPL Initiative</w:t>
+      <w:t xml:space="preserve">Generated October 11, 2026  |  California Community Colleges  |  CPL Initiative</w:t>
     </w:r>
     <w:r>
       <w:rPr>

--- a/reports/projects/4.1.1_Report.docx
+++ b/reports/projects/4.1.1_Report.docx
@@ -64,7 +64,7 @@
           <w:szCs w:val="19"/>
           <w:rFonts w:ascii="Cambria" w:cs="Cambria" w:eastAsia="Cambria" w:hAnsi="Cambria"/>
         </w:rPr>
-        <w:t xml:space="preserve">October 11, 2026</w:t>
+        <w:t xml:space="preserve">October 12, 2026</w:t>
       </w:r>
     </w:p>
     <w:tbl>
@@ -1433,7 +1433,7 @@
         <w:szCs w:val="14"/>
         <w:rFonts w:ascii="Cambria" w:cs="Cambria" w:eastAsia="Cambria" w:hAnsi="Cambria"/>
       </w:rPr>
-      <w:t xml:space="preserve">Generated October 11, 2026  |  California Community Colleges  |  CPL Initiative</w:t>
+      <w:t xml:space="preserve">Generated October 12, 2026  |  California Community Colleges  |  CPL Initiative</w:t>
     </w:r>
     <w:r>
       <w:rPr>

--- a/reports/projects/4.1.1_Report.docx
+++ b/reports/projects/4.1.1_Report.docx
@@ -64,7 +64,7 @@
           <w:szCs w:val="19"/>
           <w:rFonts w:ascii="Cambria" w:cs="Cambria" w:eastAsia="Cambria" w:hAnsi="Cambria"/>
         </w:rPr>
-        <w:t xml:space="preserve">October 12, 2026</w:t>
+        <w:t xml:space="preserve">October 13, 2026</w:t>
       </w:r>
     </w:p>
     <w:tbl>
@@ -1433,7 +1433,7 @@
         <w:szCs w:val="14"/>
         <w:rFonts w:ascii="Cambria" w:cs="Cambria" w:eastAsia="Cambria" w:hAnsi="Cambria"/>
       </w:rPr>
-      <w:t xml:space="preserve">Generated October 12, 2026  |  California Community Colleges  |  CPL Initiative</w:t>
+      <w:t xml:space="preserve">Generated October 13, 2026  |  California Community Colleges  |  CPL Initiative</w:t>
     </w:r>
     <w:r>
       <w:rPr>

--- a/reports/projects/4.1.1_Report.docx
+++ b/reports/projects/4.1.1_Report.docx
@@ -64,7 +64,7 @@
           <w:szCs w:val="19"/>
           <w:rFonts w:ascii="Cambria" w:cs="Cambria" w:eastAsia="Cambria" w:hAnsi="Cambria"/>
         </w:rPr>
-        <w:t xml:space="preserve">October 13, 2026</w:t>
+        <w:t xml:space="preserve">October 14, 2026</w:t>
       </w:r>
     </w:p>
     <w:tbl>
@@ -1433,7 +1433,7 @@
         <w:szCs w:val="14"/>
         <w:rFonts w:ascii="Cambria" w:cs="Cambria" w:eastAsia="Cambria" w:hAnsi="Cambria"/>
       </w:rPr>
-      <w:t xml:space="preserve">Generated October 13, 2026  |  California Community Colleges  |  CPL Initiative</w:t>
+      <w:t xml:space="preserve">Generated October 14, 2026  |  California Community Colleges  |  CPL Initiative</w:t>
     </w:r>
     <w:r>
       <w:rPr>

--- a/reports/projects/4.1.1_Report.docx
+++ b/reports/projects/4.1.1_Report.docx
@@ -64,7 +64,7 @@
           <w:szCs w:val="19"/>
           <w:rFonts w:ascii="Cambria" w:cs="Cambria" w:eastAsia="Cambria" w:hAnsi="Cambria"/>
         </w:rPr>
-        <w:t xml:space="preserve">October 14, 2026</w:t>
+        <w:t xml:space="preserve">October 15, 2026</w:t>
       </w:r>
     </w:p>
     <w:tbl>
@@ -1433,7 +1433,7 @@
         <w:szCs w:val="14"/>
         <w:rFonts w:ascii="Cambria" w:cs="Cambria" w:eastAsia="Cambria" w:hAnsi="Cambria"/>
       </w:rPr>
-      <w:t xml:space="preserve">Generated October 14, 2026  |  California Community Colleges  |  CPL Initiative</w:t>
+      <w:t xml:space="preserve">Generated October 15, 2026  |  California Community Colleges  |  CPL Initiative</w:t>
     </w:r>
     <w:r>
       <w:rPr>

--- a/reports/projects/4.1.1_Report.docx
+++ b/reports/projects/4.1.1_Report.docx
@@ -64,7 +64,7 @@
           <w:szCs w:val="19"/>
           <w:rFonts w:ascii="Cambria" w:cs="Cambria" w:eastAsia="Cambria" w:hAnsi="Cambria"/>
         </w:rPr>
-        <w:t xml:space="preserve">October 15, 2026</w:t>
+        <w:t xml:space="preserve">October 16, 2026</w:t>
       </w:r>
     </w:p>
     <w:tbl>
@@ -1433,7 +1433,7 @@
         <w:szCs w:val="14"/>
         <w:rFonts w:ascii="Cambria" w:cs="Cambria" w:eastAsia="Cambria" w:hAnsi="Cambria"/>
       </w:rPr>
-      <w:t xml:space="preserve">Generated October 15, 2026  |  California Community Colleges  |  CPL Initiative</w:t>
+      <w:t xml:space="preserve">Generated October 16, 2026  |  California Community Colleges  |  CPL Initiative</w:t>
     </w:r>
     <w:r>
       <w:rPr>

--- a/reports/projects/4.1.1_Report.docx
+++ b/reports/projects/4.1.1_Report.docx
@@ -64,7 +64,7 @@
           <w:szCs w:val="19"/>
           <w:rFonts w:ascii="Cambria" w:cs="Cambria" w:eastAsia="Cambria" w:hAnsi="Cambria"/>
         </w:rPr>
-        <w:t xml:space="preserve">October 16, 2026</w:t>
+        <w:t xml:space="preserve">October 17, 2026</w:t>
       </w:r>
     </w:p>
     <w:tbl>
@@ -1433,7 +1433,7 @@
         <w:szCs w:val="14"/>
         <w:rFonts w:ascii="Cambria" w:cs="Cambria" w:eastAsia="Cambria" w:hAnsi="Cambria"/>
       </w:rPr>
-      <w:t xml:space="preserve">Generated October 16, 2026  |  California Community Colleges  |  CPL Initiative</w:t>
+      <w:t xml:space="preserve">Generated October 17, 2026  |  California Community Colleges  |  CPL Initiative</w:t>
     </w:r>
     <w:r>
       <w:rPr>

--- a/reports/projects/4.1.1_Report.docx
+++ b/reports/projects/4.1.1_Report.docx
@@ -64,7 +64,7 @@
           <w:szCs w:val="19"/>
           <w:rFonts w:ascii="Cambria" w:cs="Cambria" w:eastAsia="Cambria" w:hAnsi="Cambria"/>
         </w:rPr>
-        <w:t xml:space="preserve">October 17, 2026</w:t>
+        <w:t xml:space="preserve">October 18, 2026</w:t>
       </w:r>
     </w:p>
     <w:tbl>
@@ -1433,7 +1433,7 @@
         <w:szCs w:val="14"/>
         <w:rFonts w:ascii="Cambria" w:cs="Cambria" w:eastAsia="Cambria" w:hAnsi="Cambria"/>
       </w:rPr>
-      <w:t xml:space="preserve">Generated October 17, 2026  |  California Community Colleges  |  CPL Initiative</w:t>
+      <w:t xml:space="preserve">Generated October 18, 2026  |  California Community Colleges  |  CPL Initiative</w:t>
     </w:r>
     <w:r>
       <w:rPr>

--- a/reports/projects/4.1.1_Report.docx
+++ b/reports/projects/4.1.1_Report.docx
@@ -64,7 +64,7 @@
           <w:szCs w:val="19"/>
           <w:rFonts w:ascii="Cambria" w:cs="Cambria" w:eastAsia="Cambria" w:hAnsi="Cambria"/>
         </w:rPr>
-        <w:t xml:space="preserve">October 18, 2026</w:t>
+        <w:t xml:space="preserve">October 19, 2026</w:t>
       </w:r>
     </w:p>
     <w:tbl>
@@ -1433,7 +1433,7 @@
         <w:szCs w:val="14"/>
         <w:rFonts w:ascii="Cambria" w:cs="Cambria" w:eastAsia="Cambria" w:hAnsi="Cambria"/>
       </w:rPr>
-      <w:t xml:space="preserve">Generated October 18, 2026  |  California Community Colleges  |  CPL Initiative</w:t>
+      <w:t xml:space="preserve">Generated October 19, 2026  |  California Community Colleges  |  CPL Initiative</w:t>
     </w:r>
     <w:r>
       <w:rPr>

--- a/reports/projects/4.1.1_Report.docx
+++ b/reports/projects/4.1.1_Report.docx
@@ -965,7 +965,7 @@
           <w:szCs w:val="18"/>
           <w:rFonts w:ascii="Cambria" w:cs="Cambria" w:eastAsia="Cambria" w:hAnsi="Cambria"/>
         </w:rPr>
-        <w:t xml:space="preserve">Date: 2026-09-15</w:t>
+        <w:t xml:space="preserve">Date: 2026-10-19</w:t>
       </w:r>
     </w:p>
     <w:p>
@@ -979,28 +979,7 @@
           <w:szCs w:val="21"/>
           <w:rFonts w:ascii="Cambria" w:cs="Cambria" w:eastAsia="Cambria" w:hAnsi="Cambria"/>
         </w:rPr>
-        <w:t xml:space="preserve">•	The CCC CPL Initiative Team (MAP Team) provided a comprehensive in-person professional development to Copper Mountain College on June 3–4, 2026, engaging staff, faculty, administrators, key stakeholders, and all CPL Strike Team members. The training focused on strengthening institutional understanding and implementation of Credit for Prior Learning (CPL) practices with a focus on Military CPL Pathways. 
-•	Copper Mountain College has made significant progress toward all three Veteran Sprint goals: Goal 1, uploaded 80 enrolled veterans Joint Services Transcripts (JSTs) into the MAP Platform; Goal 2, submitting the Credit for Basic Military Service recommendation, which is currently awaiting discipline faculty review; and Goal 3, actively offering 22 courses aligned with ACE Credit Recommendations. Collectively, these efforts demonstrate Copper Mountain College’s commitment to expanding Credit for Prior Learning (CPL) opportunities and ensuring military-connected students receive meaningful academic credit for their military education and training.
-o	Implemented disciplines equating to 11 military pathways and more underway. 188 unique ACE IDs impacted with 37 unique Credit Commendations articulated to below courses. (see attached for reference) 
-	AUTO 004/020/036/044/060
-	BUMA 001
-	CD 010
-	CIS 070A
-	CJ 002/003/006/030
-	CNST 010/050
-	CS 001/003/004/005
-	EMR 001
-	EMT 084
-	HS 061 
-	SP 004
-•	The MAP Team conducted an onsite visit to the 29 Palms military installation and Joint Education Center (JEC), meeting with the Educational Services Officer (ESO) and key staff to strengthen support for active-duty service members through Credit for Prior Learning (CPL). The team continues to maintain ongoing communication with 29 Palms while keeping Mona Lisa Infante, Veteran Counselor, informed and engaged as the primary campus liaison.
-•	Key CPL Team members have actively engaged in CCC CPL Initiative Office Hours, CPL Counselor Workgroups, CPL Coordinator sessions, CPL Statewide Workgroups, and TACO webinars while also preparing to attend upcoming in-person CPL Coordinator and CPL Counselor Training at Mt. SAC. Additionally, key team members have registered for the 7th Annual CPL Summit to continue expanding their knowledge, collaboration, and capacity to implement effective CPL practices.
-•	Copper Mountain College (CMC) has successfully received the initial $50,000 in funding and submitted its IEPI PRT proposal for an additional $250,000 to further support CPL implementation and institutional capacity with a focus on Military CPL pathways from 29 Palms to CMC. The IEPI PRT Team, including Ioanna Latridis and Calvin Klein Gloria, completed its initial review in Burbank on September 11, with the official IEPI PRT visits scheduled for October 9 and November 16, 2026.
-•	Key CPL Team members will actively participate in FLEX activities to further strengthen their knowledge and implementation of Credit for Prior Learning (CPL) practices. Additionally, the CPL Team will present at Copper Mountain College’s annual curriculum training next week to support faculty and staff in advancing Military CPL pathways and institutional implementation.
-•	AP 4235 is currently under review with a proposed update to remove Credit by Examination (Cx) fees, helping reduce financial barriers and expand access to credit-earning opportunities for students.
-•	Copper Mountain College has established a dedicated CPL Landing Page Copper Mountain College - Credit for Prior Learning | Approved Courses for Credit featuring key CPL information and designated CPL contacts. 
-•	Marketing efforts to engage active-duty service members and promote educational pathways at Copper Mountain College are currently underway. These efforts are focused on increasing awareness of available programs, Credit for Prior Learning (CPL) opportunities, and support services for military-connected students.
-•	Copper Mountain College is exploring expanded Credit for Prior Learning (CPL) opportunities for military dependents (e.g., spouses, children, etc.). These efforts aim to identify pathways that recognize prior learning and to support military families.</w:t>
+        <w:t xml:space="preserve">Since May 1st, 2026, the CCC CPL Initiative and Veteran Sprint demonstration project for Copper Mountain College and Marine Corps Air Ground Combat Center (MCAGCC) (commonly known as 29 Palms) has made tremendous strides towards its goals. The most recent is the IEPI PRT team (group of 8) has completed their first visit to Copper Mountain on October 9th, 2026. The next step is for the team to complete the Summary of Initial Visit (SIV) by October 22nd, 2026 and provide the List of Successes and Menu of Options (MOO) by November 8th, 2026 so CMC has time for Fall/Spring semester to implement CPL efforts. CMC attended recent CPL Coordinator and Counselor Training hosted at Mt. Sac with CMC strike team in full attendance. CMC stakeholders and CPL strike team members continue to attend CPL convenings including MAP CPL Statewide workgroups to MAP CPL office hours. CMC has been utilizing the initial 50K funding to support CPL efforts including faculty stipends and deploying positions for CPL leads. CMC corrected and re-submitted 2024 – 2025 MIS numbers which now reflects numbers on MAP CPL Dashboard. In reference to Veteran Sprint Goals, 1) Since May 1st, 2026, 69 new JSTs uploaded reaching STAR status (completed) 2) Credit for Basic Military Service exhibit has been sent to faculty &gt; awaiting faculty approval for course credit (in progress) and 3) 11 pathways offered through 22 Courses equaling 50 Unique ACE CRs being articulated (completed).</w:t>
       </w:r>
     </w:p>
     <w:p>

--- a/reports/projects/4.1.1_Report.docx
+++ b/reports/projects/4.1.1_Report.docx
@@ -64,7 +64,7 @@
           <w:szCs w:val="19"/>
           <w:rFonts w:ascii="Cambria" w:cs="Cambria" w:eastAsia="Cambria" w:hAnsi="Cambria"/>
         </w:rPr>
-        <w:t xml:space="preserve">October 19, 2026</w:t>
+        <w:t xml:space="preserve">October 20, 2026</w:t>
       </w:r>
     </w:p>
     <w:tbl>
@@ -1412,7 +1412,7 @@
         <w:szCs w:val="14"/>
         <w:rFonts w:ascii="Cambria" w:cs="Cambria" w:eastAsia="Cambria" w:hAnsi="Cambria"/>
       </w:rPr>
-      <w:t xml:space="preserve">Generated October 19, 2026  |  California Community Colleges  |  CPL Initiative</w:t>
+      <w:t xml:space="preserve">Generated October 20, 2026  |  California Community Colleges  |  CPL Initiative</w:t>
     </w:r>
     <w:r>
       <w:rPr>

--- a/reports/projects/4.1.1_Report.docx
+++ b/reports/projects/4.1.1_Report.docx
@@ -64,7 +64,7 @@
           <w:szCs w:val="19"/>
           <w:rFonts w:ascii="Cambria" w:cs="Cambria" w:eastAsia="Cambria" w:hAnsi="Cambria"/>
         </w:rPr>
-        <w:t xml:space="preserve">October 20, 2026</w:t>
+        <w:t xml:space="preserve">October 21, 2026</w:t>
       </w:r>
     </w:p>
     <w:tbl>
@@ -1412,7 +1412,7 @@
         <w:szCs w:val="14"/>
         <w:rFonts w:ascii="Cambria" w:cs="Cambria" w:eastAsia="Cambria" w:hAnsi="Cambria"/>
       </w:rPr>
-      <w:t xml:space="preserve">Generated October 20, 2026  |  California Community Colleges  |  CPL Initiative</w:t>
+      <w:t xml:space="preserve">Generated October 21, 2026  |  California Community Colleges  |  CPL Initiative</w:t>
     </w:r>
     <w:r>
       <w:rPr>

--- a/reports/projects/4.1.1_Report.docx
+++ b/reports/projects/4.1.1_Report.docx
@@ -64,7 +64,7 @@
           <w:szCs w:val="19"/>
           <w:rFonts w:ascii="Cambria" w:cs="Cambria" w:eastAsia="Cambria" w:hAnsi="Cambria"/>
         </w:rPr>
-        <w:t xml:space="preserve">October 21, 2026</w:t>
+        <w:t xml:space="preserve">October 22, 2026</w:t>
       </w:r>
     </w:p>
     <w:tbl>
@@ -1412,7 +1412,7 @@
         <w:szCs w:val="14"/>
         <w:rFonts w:ascii="Cambria" w:cs="Cambria" w:eastAsia="Cambria" w:hAnsi="Cambria"/>
       </w:rPr>
-      <w:t xml:space="preserve">Generated October 21, 2026  |  California Community Colleges  |  CPL Initiative</w:t>
+      <w:t xml:space="preserve">Generated October 22, 2026  |  California Community Colleges  |  CPL Initiative</w:t>
     </w:r>
     <w:r>
       <w:rPr>

--- a/reports/projects/4.1.1_Report.docx
+++ b/reports/projects/4.1.1_Report.docx
@@ -64,7 +64,7 @@
           <w:szCs w:val="19"/>
           <w:rFonts w:ascii="Cambria" w:cs="Cambria" w:eastAsia="Cambria" w:hAnsi="Cambria"/>
         </w:rPr>
-        <w:t xml:space="preserve">October 22, 2026</w:t>
+        <w:t xml:space="preserve">October 23, 2026</w:t>
       </w:r>
     </w:p>
     <w:tbl>
@@ -1412,7 +1412,7 @@
         <w:szCs w:val="14"/>
         <w:rFonts w:ascii="Cambria" w:cs="Cambria" w:eastAsia="Cambria" w:hAnsi="Cambria"/>
       </w:rPr>
-      <w:t xml:space="preserve">Generated October 22, 2026  |  California Community Colleges  |  CPL Initiative</w:t>
+      <w:t xml:space="preserve">Generated October 23, 2026  |  California Community Colleges  |  CPL Initiative</w:t>
     </w:r>
     <w:r>
       <w:rPr>

--- a/reports/projects/4.1.1_Report.docx
+++ b/reports/projects/4.1.1_Report.docx
@@ -64,7 +64,7 @@
           <w:szCs w:val="19"/>
           <w:rFonts w:ascii="Cambria" w:cs="Cambria" w:eastAsia="Cambria" w:hAnsi="Cambria"/>
         </w:rPr>
-        <w:t xml:space="preserve">October 23, 2026</w:t>
+        <w:t xml:space="preserve">October 24, 2026</w:t>
       </w:r>
     </w:p>
     <w:tbl>
@@ -1412,7 +1412,7 @@
         <w:szCs w:val="14"/>
         <w:rFonts w:ascii="Cambria" w:cs="Cambria" w:eastAsia="Cambria" w:hAnsi="Cambria"/>
       </w:rPr>
-      <w:t xml:space="preserve">Generated October 23, 2026  |  California Community Colleges  |  CPL Initiative</w:t>
+      <w:t xml:space="preserve">Generated October 24, 2026  |  California Community Colleges  |  CPL Initiative</w:t>
     </w:r>
     <w:r>
       <w:rPr>

--- a/reports/projects/4.1.1_Report.docx
+++ b/reports/projects/4.1.1_Report.docx
@@ -64,7 +64,7 @@
           <w:szCs w:val="19"/>
           <w:rFonts w:ascii="Cambria" w:cs="Cambria" w:eastAsia="Cambria" w:hAnsi="Cambria"/>
         </w:rPr>
-        <w:t xml:space="preserve">October 24, 2026</w:t>
+        <w:t xml:space="preserve">October 25, 2026</w:t>
       </w:r>
     </w:p>
     <w:tbl>
@@ -1412,7 +1412,7 @@
         <w:szCs w:val="14"/>
         <w:rFonts w:ascii="Cambria" w:cs="Cambria" w:eastAsia="Cambria" w:hAnsi="Cambria"/>
       </w:rPr>
-      <w:t xml:space="preserve">Generated October 24, 2026  |  California Community Colleges  |  CPL Initiative</w:t>
+      <w:t xml:space="preserve">Generated October 25, 2026  |  California Community Colleges  |  CPL Initiative</w:t>
     </w:r>
     <w:r>
       <w:rPr>

--- a/reports/projects/4.1.1_Report.docx
+++ b/reports/projects/4.1.1_Report.docx
@@ -64,7 +64,7 @@
           <w:szCs w:val="19"/>
           <w:rFonts w:ascii="Cambria" w:cs="Cambria" w:eastAsia="Cambria" w:hAnsi="Cambria"/>
         </w:rPr>
-        <w:t xml:space="preserve">October 25, 2026</w:t>
+        <w:t xml:space="preserve">October 26, 2026</w:t>
       </w:r>
     </w:p>
     <w:tbl>
@@ -1412,7 +1412,7 @@
         <w:szCs w:val="14"/>
         <w:rFonts w:ascii="Cambria" w:cs="Cambria" w:eastAsia="Cambria" w:hAnsi="Cambria"/>
       </w:rPr>
-      <w:t xml:space="preserve">Generated October 25, 2026  |  California Community Colleges  |  CPL Initiative</w:t>
+      <w:t xml:space="preserve">Generated October 26, 2026  |  California Community Colleges  |  CPL Initiative</w:t>
     </w:r>
     <w:r>
       <w:rPr>

--- a/reports/projects/4.1.1_Report.docx
+++ b/reports/projects/4.1.1_Report.docx
@@ -64,7 +64,7 @@
           <w:szCs w:val="19"/>
           <w:rFonts w:ascii="Cambria" w:cs="Cambria" w:eastAsia="Cambria" w:hAnsi="Cambria"/>
         </w:rPr>
-        <w:t xml:space="preserve">October 26, 2026</w:t>
+        <w:t xml:space="preserve">October 27, 2026</w:t>
       </w:r>
     </w:p>
     <w:tbl>
@@ -1412,7 +1412,7 @@
         <w:szCs w:val="14"/>
         <w:rFonts w:ascii="Cambria" w:cs="Cambria" w:eastAsia="Cambria" w:hAnsi="Cambria"/>
       </w:rPr>
-      <w:t xml:space="preserve">Generated October 26, 2026  |  California Community Colleges  |  CPL Initiative</w:t>
+      <w:t xml:space="preserve">Generated October 27, 2026  |  California Community Colleges  |  CPL Initiative</w:t>
     </w:r>
     <w:r>
       <w:rPr>

--- a/reports/projects/4.1.1_Report.docx
+++ b/reports/projects/4.1.1_Report.docx
@@ -64,7 +64,7 @@
           <w:szCs w:val="19"/>
           <w:rFonts w:ascii="Cambria" w:cs="Cambria" w:eastAsia="Cambria" w:hAnsi="Cambria"/>
         </w:rPr>
-        <w:t xml:space="preserve">October 27, 2026</w:t>
+        <w:t xml:space="preserve">October 28, 2026</w:t>
       </w:r>
     </w:p>
     <w:tbl>
@@ -1412,7 +1412,7 @@
         <w:szCs w:val="14"/>
         <w:rFonts w:ascii="Cambria" w:cs="Cambria" w:eastAsia="Cambria" w:hAnsi="Cambria"/>
       </w:rPr>
-      <w:t xml:space="preserve">Generated October 27, 2026  |  California Community Colleges  |  CPL Initiative</w:t>
+      <w:t xml:space="preserve">Generated October 28, 2026  |  California Community Colleges  |  CPL Initiative</w:t>
     </w:r>
     <w:r>
       <w:rPr>

--- a/reports/projects/4.1.1_Report.docx
+++ b/reports/projects/4.1.1_Report.docx
@@ -64,7 +64,7 @@
           <w:szCs w:val="19"/>
           <w:rFonts w:ascii="Cambria" w:cs="Cambria" w:eastAsia="Cambria" w:hAnsi="Cambria"/>
         </w:rPr>
-        <w:t xml:space="preserve">October 28, 2026</w:t>
+        <w:t xml:space="preserve">October 29, 2026</w:t>
       </w:r>
     </w:p>
     <w:tbl>
@@ -1412,7 +1412,7 @@
         <w:szCs w:val="14"/>
         <w:rFonts w:ascii="Cambria" w:cs="Cambria" w:eastAsia="Cambria" w:hAnsi="Cambria"/>
       </w:rPr>
-      <w:t xml:space="preserve">Generated October 28, 2026  |  California Community Colleges  |  CPL Initiative</w:t>
+      <w:t xml:space="preserve">Generated October 29, 2026  |  California Community Colleges  |  CPL Initiative</w:t>
     </w:r>
     <w:r>
       <w:rPr>

--- a/reports/projects/4.1.1_Report.docx
+++ b/reports/projects/4.1.1_Report.docx
@@ -64,7 +64,7 @@
           <w:szCs w:val="19"/>
           <w:rFonts w:ascii="Cambria" w:cs="Cambria" w:eastAsia="Cambria" w:hAnsi="Cambria"/>
         </w:rPr>
-        <w:t xml:space="preserve">October 29, 2026</w:t>
+        <w:t xml:space="preserve">October 30, 2026</w:t>
       </w:r>
     </w:p>
     <w:tbl>
@@ -1412,7 +1412,7 @@
         <w:szCs w:val="14"/>
         <w:rFonts w:ascii="Cambria" w:cs="Cambria" w:eastAsia="Cambria" w:hAnsi="Cambria"/>
       </w:rPr>
-      <w:t xml:space="preserve">Generated October 29, 2026  |  California Community Colleges  |  CPL Initiative</w:t>
+      <w:t xml:space="preserve">Generated October 30, 2026  |  California Community Colleges  |  CPL Initiative</w:t>
     </w:r>
     <w:r>
       <w:rPr>

--- a/reports/projects/4.1.1_Report.docx
+++ b/reports/projects/4.1.1_Report.docx
@@ -64,7 +64,7 @@
           <w:szCs w:val="19"/>
           <w:rFonts w:ascii="Cambria" w:cs="Cambria" w:eastAsia="Cambria" w:hAnsi="Cambria"/>
         </w:rPr>
-        <w:t xml:space="preserve">October 30, 2026</w:t>
+        <w:t xml:space="preserve">October 31, 2026</w:t>
       </w:r>
     </w:p>
     <w:tbl>
@@ -1412,7 +1412,7 @@
         <w:szCs w:val="14"/>
         <w:rFonts w:ascii="Cambria" w:cs="Cambria" w:eastAsia="Cambria" w:hAnsi="Cambria"/>
       </w:rPr>
-      <w:t xml:space="preserve">Generated October 30, 2026  |  California Community Colleges  |  CPL Initiative</w:t>
+      <w:t xml:space="preserve">Generated October 31, 2026  |  California Community Colleges  |  CPL Initiative</w:t>
     </w:r>
     <w:r>
       <w:rPr>

--- a/reports/projects/4.1.1_Report.docx
+++ b/reports/projects/4.1.1_Report.docx
@@ -64,7 +64,7 @@
           <w:szCs w:val="19"/>
           <w:rFonts w:ascii="Cambria" w:cs="Cambria" w:eastAsia="Cambria" w:hAnsi="Cambria"/>
         </w:rPr>
-        <w:t xml:space="preserve">October 31, 2026</w:t>
+        <w:t xml:space="preserve">November 1, 2026</w:t>
       </w:r>
     </w:p>
     <w:tbl>
@@ -1412,7 +1412,7 @@
         <w:szCs w:val="14"/>
         <w:rFonts w:ascii="Cambria" w:cs="Cambria" w:eastAsia="Cambria" w:hAnsi="Cambria"/>
       </w:rPr>
-      <w:t xml:space="preserve">Generated October 31, 2026  |  California Community Colleges  |  CPL Initiative</w:t>
+      <w:t xml:space="preserve">Generated November 1, 2026  |  California Community Colleges  |  CPL Initiative</w:t>
     </w:r>
     <w:r>
       <w:rPr>
